--- a/11_MLF02/MLF02 - Module 7 - Scikit-Learn Estimators.docx
+++ b/11_MLF02/MLF02 - Module 7 - Scikit-Learn Estimators.docx
@@ -46,6 +46,52 @@
     </w:p>
     <w:p>
       <w:r>
+        <w:rPr>
+          <w:noProof/>
+        </w:rPr>
+        <w:lastRenderedPageBreak/>
+        <w:drawing>
+          <wp:inline distT="0" distB="0" distL="0" distR="0" wp14:anchorId="421E041D" wp14:editId="1490930C">
+            <wp:extent cx="3553321" cy="3820058"/>
+            <wp:effectExtent l="0" t="0" r="9525" b="9525"/>
+            <wp:docPr id="718222042" name="Picture 1"/>
+            <wp:cNvGraphicFramePr>
+              <a:graphicFrameLocks xmlns:a="http://schemas.openxmlformats.org/drawingml/2006/main" noChangeAspect="1"/>
+            </wp:cNvGraphicFramePr>
+            <a:graphic xmlns:a="http://schemas.openxmlformats.org/drawingml/2006/main">
+              <a:graphicData uri="http://schemas.openxmlformats.org/drawingml/2006/picture">
+                <pic:pic xmlns:pic="http://schemas.openxmlformats.org/drawingml/2006/picture">
+                  <pic:nvPicPr>
+                    <pic:cNvPr id="718222042" name=""/>
+                    <pic:cNvPicPr/>
+                  </pic:nvPicPr>
+                  <pic:blipFill>
+                    <a:blip r:embed="rId6"/>
+                    <a:stretch>
+                      <a:fillRect/>
+                    </a:stretch>
+                  </pic:blipFill>
+                  <pic:spPr>
+                    <a:xfrm>
+                      <a:off x="0" y="0"/>
+                      <a:ext cx="3553321" cy="3820058"/>
+                    </a:xfrm>
+                    <a:prstGeom prst="rect">
+                      <a:avLst/>
+                    </a:prstGeom>
+                  </pic:spPr>
+                </pic:pic>
+              </a:graphicData>
+            </a:graphic>
+          </wp:inline>
+        </w:drawing>
+      </w:r>
+    </w:p>
+    <w:p>
+      <w:r>
+        <w:rPr>
+          <w:noProof/>
+        </w:rPr>
         <w:lastRenderedPageBreak/>
         <w:drawing>
           <wp:inline distT="0" distB="0" distL="0" distR="0" wp14:anchorId="4EA60F9C" wp14:editId="410535BE">
@@ -63,7 +109,7 @@
                     <pic:cNvPicPr/>
                   </pic:nvPicPr>
                   <pic:blipFill>
-                    <a:blip r:embed="rId6"/>
+                    <a:blip r:embed="rId7"/>
                     <a:stretch>
                       <a:fillRect/>
                     </a:stretch>
@@ -86,6 +132,9 @@
     </w:p>
     <w:p>
       <w:r>
+        <w:rPr>
+          <w:noProof/>
+        </w:rPr>
         <w:lastRenderedPageBreak/>
         <w:drawing>
           <wp:inline distT="0" distB="0" distL="0" distR="0" wp14:anchorId="7604197C" wp14:editId="1652ABC0">
@@ -103,7 +152,7 @@
                     <pic:cNvPicPr/>
                   </pic:nvPicPr>
                   <pic:blipFill>
-                    <a:blip r:embed="rId7"/>
+                    <a:blip r:embed="rId8"/>
                     <a:stretch>
                       <a:fillRect/>
                     </a:stretch>
@@ -126,6 +175,9 @@
     </w:p>
     <w:p>
       <w:r>
+        <w:rPr>
+          <w:noProof/>
+        </w:rPr>
         <w:lastRenderedPageBreak/>
         <w:drawing>
           <wp:inline distT="0" distB="0" distL="0" distR="0" wp14:anchorId="529025B5" wp14:editId="7F037EF8">
@@ -143,7 +195,7 @@
                     <pic:cNvPicPr/>
                   </pic:nvPicPr>
                   <pic:blipFill>
-                    <a:blip r:embed="rId8"/>
+                    <a:blip r:embed="rId9"/>
                     <a:stretch>
                       <a:fillRect/>
                     </a:stretch>
@@ -152,6 +204,210 @@
                     <a:xfrm>
                       <a:off x="0" y="0"/>
                       <a:ext cx="7697274" cy="3553321"/>
+                    </a:xfrm>
+                    <a:prstGeom prst="rect">
+                      <a:avLst/>
+                    </a:prstGeom>
+                  </pic:spPr>
+                </pic:pic>
+              </a:graphicData>
+            </a:graphic>
+          </wp:inline>
+        </w:drawing>
+      </w:r>
+    </w:p>
+    <w:p>
+      <w:r>
+        <w:br w:type="page"/>
+      </w:r>
+    </w:p>
+    <w:p>
+      <w:r>
+        <w:lastRenderedPageBreak/>
+        <w:drawing>
+          <wp:inline distT="0" distB="0" distL="0" distR="0" wp14:anchorId="54293B57" wp14:editId="4CD65C2F">
+            <wp:extent cx="8040222" cy="4286848"/>
+            <wp:effectExtent l="0" t="0" r="0" b="0"/>
+            <wp:docPr id="235076644" name="Picture 1"/>
+            <wp:cNvGraphicFramePr>
+              <a:graphicFrameLocks xmlns:a="http://schemas.openxmlformats.org/drawingml/2006/main" noChangeAspect="1"/>
+            </wp:cNvGraphicFramePr>
+            <a:graphic xmlns:a="http://schemas.openxmlformats.org/drawingml/2006/main">
+              <a:graphicData uri="http://schemas.openxmlformats.org/drawingml/2006/picture">
+                <pic:pic xmlns:pic="http://schemas.openxmlformats.org/drawingml/2006/picture">
+                  <pic:nvPicPr>
+                    <pic:cNvPr id="235076644" name=""/>
+                    <pic:cNvPicPr/>
+                  </pic:nvPicPr>
+                  <pic:blipFill>
+                    <a:blip r:embed="rId10"/>
+                    <a:stretch>
+                      <a:fillRect/>
+                    </a:stretch>
+                  </pic:blipFill>
+                  <pic:spPr>
+                    <a:xfrm>
+                      <a:off x="0" y="0"/>
+                      <a:ext cx="8040222" cy="4286848"/>
+                    </a:xfrm>
+                    <a:prstGeom prst="rect">
+                      <a:avLst/>
+                    </a:prstGeom>
+                  </pic:spPr>
+                </pic:pic>
+              </a:graphicData>
+            </a:graphic>
+          </wp:inline>
+        </w:drawing>
+      </w:r>
+    </w:p>
+    <w:p>
+      <w:r>
+        <w:lastRenderedPageBreak/>
+        <w:drawing>
+          <wp:inline distT="0" distB="0" distL="0" distR="0" wp14:anchorId="1BD3039B" wp14:editId="0B04D4A5">
+            <wp:extent cx="8863330" cy="4398010"/>
+            <wp:effectExtent l="0" t="0" r="0" b="2540"/>
+            <wp:docPr id="1114372783" name="Picture 1"/>
+            <wp:cNvGraphicFramePr>
+              <a:graphicFrameLocks xmlns:a="http://schemas.openxmlformats.org/drawingml/2006/main" noChangeAspect="1"/>
+            </wp:cNvGraphicFramePr>
+            <a:graphic xmlns:a="http://schemas.openxmlformats.org/drawingml/2006/main">
+              <a:graphicData uri="http://schemas.openxmlformats.org/drawingml/2006/picture">
+                <pic:pic xmlns:pic="http://schemas.openxmlformats.org/drawingml/2006/picture">
+                  <pic:nvPicPr>
+                    <pic:cNvPr id="1114372783" name=""/>
+                    <pic:cNvPicPr/>
+                  </pic:nvPicPr>
+                  <pic:blipFill>
+                    <a:blip r:embed="rId11"/>
+                    <a:stretch>
+                      <a:fillRect/>
+                    </a:stretch>
+                  </pic:blipFill>
+                  <pic:spPr>
+                    <a:xfrm>
+                      <a:off x="0" y="0"/>
+                      <a:ext cx="8863330" cy="4398010"/>
+                    </a:xfrm>
+                    <a:prstGeom prst="rect">
+                      <a:avLst/>
+                    </a:prstGeom>
+                  </pic:spPr>
+                </pic:pic>
+              </a:graphicData>
+            </a:graphic>
+          </wp:inline>
+        </w:drawing>
+      </w:r>
+    </w:p>
+    <w:p/>
+    <w:p>
+      <w:r>
+        <w:lastRenderedPageBreak/>
+        <w:drawing>
+          <wp:inline distT="0" distB="0" distL="0" distR="0" wp14:anchorId="47B086EE" wp14:editId="5A353EE3">
+            <wp:extent cx="7335274" cy="5630061"/>
+            <wp:effectExtent l="0" t="0" r="0" b="8890"/>
+            <wp:docPr id="1317844242" name="Picture 1"/>
+            <wp:cNvGraphicFramePr>
+              <a:graphicFrameLocks xmlns:a="http://schemas.openxmlformats.org/drawingml/2006/main" noChangeAspect="1"/>
+            </wp:cNvGraphicFramePr>
+            <a:graphic xmlns:a="http://schemas.openxmlformats.org/drawingml/2006/main">
+              <a:graphicData uri="http://schemas.openxmlformats.org/drawingml/2006/picture">
+                <pic:pic xmlns:pic="http://schemas.openxmlformats.org/drawingml/2006/picture">
+                  <pic:nvPicPr>
+                    <pic:cNvPr id="1317844242" name=""/>
+                    <pic:cNvPicPr/>
+                  </pic:nvPicPr>
+                  <pic:blipFill>
+                    <a:blip r:embed="rId12"/>
+                    <a:stretch>
+                      <a:fillRect/>
+                    </a:stretch>
+                  </pic:blipFill>
+                  <pic:spPr>
+                    <a:xfrm>
+                      <a:off x="0" y="0"/>
+                      <a:ext cx="7335274" cy="5630061"/>
+                    </a:xfrm>
+                    <a:prstGeom prst="rect">
+                      <a:avLst/>
+                    </a:prstGeom>
+                  </pic:spPr>
+                </pic:pic>
+              </a:graphicData>
+            </a:graphic>
+          </wp:inline>
+        </w:drawing>
+      </w:r>
+      <w:r>
+        <w:lastRenderedPageBreak/>
+        <w:drawing>
+          <wp:inline distT="0" distB="0" distL="0" distR="0" wp14:anchorId="226A1A65" wp14:editId="2B377930">
+            <wp:extent cx="8863330" cy="5570220"/>
+            <wp:effectExtent l="0" t="0" r="0" b="0"/>
+            <wp:docPr id="388926007" name="Picture 1"/>
+            <wp:cNvGraphicFramePr>
+              <a:graphicFrameLocks xmlns:a="http://schemas.openxmlformats.org/drawingml/2006/main" noChangeAspect="1"/>
+            </wp:cNvGraphicFramePr>
+            <a:graphic xmlns:a="http://schemas.openxmlformats.org/drawingml/2006/main">
+              <a:graphicData uri="http://schemas.openxmlformats.org/drawingml/2006/picture">
+                <pic:pic xmlns:pic="http://schemas.openxmlformats.org/drawingml/2006/picture">
+                  <pic:nvPicPr>
+                    <pic:cNvPr id="388926007" name=""/>
+                    <pic:cNvPicPr/>
+                  </pic:nvPicPr>
+                  <pic:blipFill>
+                    <a:blip r:embed="rId13"/>
+                    <a:stretch>
+                      <a:fillRect/>
+                    </a:stretch>
+                  </pic:blipFill>
+                  <pic:spPr>
+                    <a:xfrm>
+                      <a:off x="0" y="0"/>
+                      <a:ext cx="8863330" cy="5570220"/>
+                    </a:xfrm>
+                    <a:prstGeom prst="rect">
+                      <a:avLst/>
+                    </a:prstGeom>
+                  </pic:spPr>
+                </pic:pic>
+              </a:graphicData>
+            </a:graphic>
+          </wp:inline>
+        </w:drawing>
+      </w:r>
+    </w:p>
+    <w:p>
+      <w:r>
+        <w:lastRenderedPageBreak/>
+        <w:drawing>
+          <wp:inline distT="0" distB="0" distL="0" distR="0" wp14:anchorId="1483E5B0" wp14:editId="17C03C6D">
+            <wp:extent cx="8863330" cy="4726940"/>
+            <wp:effectExtent l="0" t="0" r="0" b="0"/>
+            <wp:docPr id="648766062" name="Picture 1"/>
+            <wp:cNvGraphicFramePr>
+              <a:graphicFrameLocks xmlns:a="http://schemas.openxmlformats.org/drawingml/2006/main" noChangeAspect="1"/>
+            </wp:cNvGraphicFramePr>
+            <a:graphic xmlns:a="http://schemas.openxmlformats.org/drawingml/2006/main">
+              <a:graphicData uri="http://schemas.openxmlformats.org/drawingml/2006/picture">
+                <pic:pic xmlns:pic="http://schemas.openxmlformats.org/drawingml/2006/picture">
+                  <pic:nvPicPr>
+                    <pic:cNvPr id="648766062" name=""/>
+                    <pic:cNvPicPr/>
+                  </pic:nvPicPr>
+                  <pic:blipFill>
+                    <a:blip r:embed="rId14"/>
+                    <a:stretch>
+                      <a:fillRect/>
+                    </a:stretch>
+                  </pic:blipFill>
+                  <pic:spPr>
+                    <a:xfrm>
+                      <a:off x="0" y="0"/>
+                      <a:ext cx="8863330" cy="4726940"/>
                     </a:xfrm>
                     <a:prstGeom prst="rect">
                       <a:avLst/>
